--- a/livrables/lecons/2026-07-06_lecon-psychopathologie_04_entretien-clinique-examen-etat-mental.docx
+++ b/livrables/lecons/2026-07-06_lecon-psychopathologie_04_entretien-clinique-examen-etat-mental.docx
@@ -51,7 +51,25 @@
           <w:sz w:val="18"/>
           <w:szCs w:val="18"/>
         </w:rPr>
-        <w:t xml:space="preserve">Date : 6 juillet 2026  ·  Module Fondamental — Leçon 04 / 16  ·  Parcours Psychopathologie clinique</w:t>
+        <w:t xml:space="preserve">Date : 6 juillet 2026  ·  Module Fondamental — Leçon 04 / 20  ·  Parcours Psychopathologie clinique</w:t>
+      </w:r>
+    </w:p>
+    <w:p>
+      <w:pPr>
+        <w:shd w:fill="FFF4E5" w:color="auto" w:val="clear"/>
+        <w:spacing w:after="80" w:before="80"/>
+        <w:ind w:left="288" w:right="288"/>
+      </w:pPr>
+      <w:r>
+        <w:rPr>
+          <w:rFonts w:ascii="Times New Roman" w:cs="Times New Roman" w:eastAsia="Times New Roman" w:hAnsi="Times New Roman"/>
+          <w:i/>
+          <w:iCs/>
+          <w:color w:val="92400E"/>
+          <w:sz w:val="20"/>
+          <w:szCs w:val="20"/>
+        </w:rPr>
+        <w:t xml:space="preserve">⚠️ Corrigé le 06/09/2026 — cette leçon annonçait un parcours de 16 leçons (« 4/16 »). Le parcours a été étendu de 16 à 20 leçons entre le 10 et le 14 août 2026 : les leçons 01 à 09 portaient encore l’ancien total, les leçons 10 et suivantes le nouveau. Seul le dénominateur a été repris ici ; le contenu de cette leçon n’a pas été relu à cette occasion.</w:t>
       </w:r>
     </w:p>
     <w:p>
@@ -2898,7 +2916,7 @@
           <w:sz w:val="18"/>
           <w:szCs w:val="18"/>
         </w:rPr>
-        <w:t xml:space="preserve">Leçon Psychopathologie clinique n°04 · 6 juillet 2026 · Parcours Fondamental (4/16)</w:t>
+        <w:t xml:space="preserve">Leçon Psychopathologie clinique n°04 · 6 juillet 2026 · Parcours Fondamental (4/20)</w:t>
       </w:r>
     </w:p>
     <w:p>

--- a/livrables/lecons/2026-07-06_lecon-psychopathologie_04_entretien-clinique-examen-etat-mental.docx
+++ b/livrables/lecons/2026-07-06_lecon-psychopathologie_04_entretien-clinique-examen-etat-mental.docx
@@ -114,7 +114,7 @@
           <w:sz w:val="22"/>
           <w:szCs w:val="22"/>
         </w:rPr>
-        <w:t xml:space="preserve">À l'issue de cette leçon, tu sauras conduire mentalement un examen de l'état mental structuré, identifier ses 12 domaines, distinguer humeur et affect, et comprendre en quoi l'alliance thérapeutique conditionne la qualité des informations recueillies.</w:t>
+        <w:t xml:space="preserve">À l'issue de cette leçon, tu sauras conduire mentalement un examen de l'état mental structuré, identifier ses domaines, distinguer humeur et affect, et comprendre en quoi l'alliance thérapeutique conditionne la qualité des informations recueillies.</w:t>
       </w:r>
     </w:p>
     <w:p>
@@ -420,7 +420,7 @@
           <w:sz w:val="22"/>
           <w:szCs w:val="22"/>
         </w:rPr>
-        <w:t xml:space="preserve">« L'entretien psychiatrique est à la psychiatrie ce que l'examen physique est à la médecine somatique : il fournit les données objectives à partir desquelles le clinicien raisonne. » — StatPearls, NCBI 2024</w:t>
+        <w:t xml:space="preserve">StatPearls écrit, à propos de l’examen de l’état mental et non de l’entretien : « The mental status examination was historically the psychiatrist’s version of the physical examination. » ⚠️ Corrigé le 06/09/2026. La leçon présentait entre guillemets, EN FRANÇAIS et attribuée à StatPearls, la phrase : « L’entretien psychiatrique est à la psychiatrie ce que l’examen physique est à la médecine somatique : il fournit les données objectives à partir desquelles le clinicien raisonne. » Trois écarts : StatPearls est une source anglophone et n’écrit pas en français ; la comparaison y porte sur le MSE, pas sur l’entretien ; et la seconde moitié de la phrase — « il fournit les données objectives… » — ne figure nulle part sur la page. La citation authentique la remplace, avec son objet exact.</w:t>
       </w:r>
     </w:p>
     <w:p>
@@ -628,7 +628,7 @@
           <w:sz w:val="22"/>
           <w:szCs w:val="22"/>
         </w:rPr>
-        <w:t xml:space="preserve">Le MSE est l'évaluation systématique et observationnelle du fonctionnement psychique au moment de la rencontre. Il ne repose pas uniquement sur le récit du patient mais surtout sur l'observation directe du clinicien. Il couvre 12 domaines :</w:t>
+        <w:t xml:space="preserve">Le MSE est l'évaluation systématique et observationnelle du fonctionnement psychique au moment de la rencontre. Il ne repose pas uniquement sur le récit du patient mais surtout sur l'observation directe du clinicien. Il couvre ONZE domaines dans le tableau ci-dessous. ⚠️ Corrigé le 06/09/2026 : la leçon annonçait « 12 domaines » à trois endroits, alors que son tableau en compte onze — je les ai comptés. Le chiffre 12 est exact POUR LA SOURCE : StatPearls énumère « appearance, behavior, motor activity, speech, mood, affect, thought process, thought content, perceptual disturbances, cognition, insight, and judgment », soit douze, en séparant le comportement et l’activité motrice. La leçon les a fusionnés en une seule ligne, « Comportement &amp; attitude », sans ajuster le chiffre. Un nombre juste pour la source devient faux dès qu’on modifie ce qu’il compte.</w:t>
       </w:r>
     </w:p>
     <w:p>
@@ -1871,7 +1871,7 @@
           <w:sz w:val="22"/>
           <w:szCs w:val="22"/>
         </w:rPr>
-        <w:t xml:space="preserve">Corrigé orienté : Apparence = négligée ; Discours = logorrhéique, tachyphémique ; Cours pensée = fuite des idées, tangentiel ; Contenu = idées de grandiosité, mission divine ; Perceptions = hallucinations auditives ; Insight = absent ; Jugement = altéré. Tableau évocateur d'épisode maniaque avec caractéristiques psychotiques (CIM-11 : 6A60.2).</w:t>
+        <w:t xml:space="preserve">Corrigé orienté : Apparence = négligée ; Discours = logorrhéique, tachyphémique ; Cours pensée = fuite des idées, tangentiel ; Contenu = idées de grandiosité, mission divine ; Perceptions = hallucinations auditives ; Insight = absent ; Jugement = altéré. Tableau évocateur d’un épisode maniaque avec caractéristiques psychotiques. ⚠️ LE CODE « CIM-11 : 6A60.2 » A ÉTÉ RETIRÉ LE 06/09/2026. Il n’a pas pu être vérifié : icd.who.int répond 200 mais ne délivre que 559 caractères de menus, son contenu étant rendu en JavaScript, et l’API de l’OMS exige un jeton d’authentification. Ce qui est établi par une source lisible : 6A60 désigne le trouble bipolaire de type I, dont les épisodes se déclinent en sous-codes selon la phase et la présence de symptômes psychotiques. Le sous-code exact doit être lu dans la CIM-11 elle-même. NE REPRENDS JAMAIS UN CODE DE CLASSIFICATION DEPUIS CETTE LEÇON dans un écrit professionnel : va le chercher à la source.</w:t>
       </w:r>
     </w:p>
     <w:p>
@@ -1961,7 +1961,7 @@
           <w:sz w:val="22"/>
           <w:szCs w:val="22"/>
         </w:rPr>
-        <w:t xml:space="preserve">1. Prends les 12 domaines du MSE. Pour chacun, formule en 1 phrase ce qu'un éducateur (non clinicien) peut observer légitimement dans son contexte, sans prétention diagnostique.</w:t>
+        <w:t xml:space="preserve">1. Prends les onze domaines du tableau ci-dessus (voir la correction du 06/09/2026 sur le décompte). Pour chacun, formule en 1 phrase ce qu'un éducateur (non clinicien) peut observer légitimement dans son contexte, sans prétention diagnostique.</w:t>
       </w:r>
     </w:p>
     <w:p>
@@ -2546,7 +2546,7 @@
           <w:sz w:val="22"/>
           <w:szCs w:val="22"/>
         </w:rPr>
-        <w:t xml:space="preserve">Lien RBPP HAS : la RBPP « Qualité de vie en ESSMS » et les recommandations sur l'accompagnement des personnes avec TDI insistent sur l'observation fonctionnelle fine et la communication structurée entre professionnels éducatifs et soignants.</w:t>
+        <w:t xml:space="preserve">L’observation fonctionnelle fine et la communication structurée entre professionnels éducatifs et soignants sont des attendus constants du secteur médico-social. ⚠️ Reformulé le 06/09/2026 : ce passage invoquait « la RBPP “Qualité de vie en ESSMS” et les recommandations sur l’accompagnement des personnes avec TDI » sans donner de titre exact ni de date — un titre approximatif et une référence collective ne tiennent pas devant un évaluateur. La règle qui l’interdit a été ajoutée au parcours le 27/08/2026, soit APRÈS la production de cette leçon : le défaut est réel, il n’enfreignait aucune consigne existante. Si tu veux appuyer ce point sur une recommandation, retrouve-la par son titre exact et sa date sur has-sante.fr avant de la citer.</w:t>
       </w:r>
     </w:p>
     <w:p>
@@ -2934,6 +2934,127 @@
           <w:szCs w:val="16"/>
         </w:rPr>
         <w:t xml:space="preserve">⚠️ Usage personnel — Ces leçons visent à COMPRENDRE, non à diagnostiquer. Le diagnostic psychiatrique est réservé aux médecins psychiatres et psychologues cliniciens.</w:t>
+      </w:r>
+    </w:p>
+    <w:p>
+      <w:pPr>
+        <w:pBdr>
+          <w:bottom w:val="single" w:color="1B3A6B" w:sz="6"/>
+        </w:pBdr>
+        <w:spacing w:after="120" w:before="360"/>
+      </w:pPr>
+      <w:r>
+        <w:rPr>
+          <w:rFonts w:ascii="Times New Roman" w:cs="Times New Roman" w:eastAsia="Times New Roman" w:hAnsi="Times New Roman"/>
+          <w:b/>
+          <w:bCs/>
+          <w:color w:val="1B3A6B"/>
+          <w:sz w:val="30"/>
+          <w:szCs w:val="30"/>
+        </w:rPr>
+        <w:t xml:space="preserve">📝 Journal des corrections — 6 septembre 2026</w:t>
+      </w:r>
+    </w:p>
+    <w:p>
+      <w:pPr>
+        <w:spacing w:after="80"/>
+      </w:pPr>
+      <w:r>
+        <w:rPr>
+          <w:rFonts w:ascii="Times New Roman" w:cs="Times New Roman" w:eastAsia="Times New Roman" w:hAnsi="Times New Roman"/>
+          <w:b/>
+          <w:bCs/>
+          <w:i/>
+          <w:iCs/>
+          <w:color w:val="1F2937"/>
+          <w:sz w:val="22"/>
+          <w:szCs w:val="22"/>
+        </w:rPr>
+        <w:t xml:space="preserve">Leçon produite le 06/07/2026, relue le 06/09/2026. Les huit URL ont été testées : cinq délivrent du contenu, psychiatryonline.org répond 403, et deux des sources restantes sont des blogs d’éditeurs de logiciels de santé américains. Cinq corrections.</w:t>
+      </w:r>
+    </w:p>
+    <w:p>
+      <w:pPr>
+        <w:spacing w:after="80"/>
+      </w:pPr>
+      <w:r>
+        <w:rPr>
+          <w:rFonts w:ascii="Times New Roman" w:cs="Times New Roman" w:eastAsia="Times New Roman" w:hAnsi="Times New Roman"/>
+          <w:color w:val="1F2937"/>
+          <w:sz w:val="22"/>
+          <w:szCs w:val="22"/>
+        </w:rPr>
+        <w:t xml:space="preserve">① « 12 domaines » annoncé trois fois, tableau à onze lignes. Le chiffre est exact POUR LA SOURCE : StatPearls énumère douze catégories en séparant « behavior » et « motor activity ». La leçon les a fusionnés en une ligne unique, « Comportement &amp; attitude », et a gardé le chiffre. L’objectif d’ouverture, la phrase d’introduction du tableau et la consigne de l’exercice 2 l’annonçaient tous les trois. C’est un chiffre juste qui a cessé de compter ce qu’on lui fait compter.</w:t>
+      </w:r>
+    </w:p>
+    <w:p>
+      <w:pPr>
+        <w:spacing w:after="80"/>
+      </w:pPr>
+      <w:r>
+        <w:rPr>
+          <w:rFonts w:ascii="Times New Roman" w:cs="Times New Roman" w:eastAsia="Times New Roman" w:hAnsi="Times New Roman"/>
+          <w:color w:val="1F2937"/>
+          <w:sz w:val="22"/>
+          <w:szCs w:val="22"/>
+        </w:rPr>
+        <w:t xml:space="preserve">② Neuf domaines dans la leçon 03, douze annoncés ici, onze dans le tableau. La leçon 03 expose « les 9 domaines de l’examen clinique psychiatrique » et cette leçon 04 renvoie explicitement à elle dans son paragraphe de continuité. Deux leçons consécutives sur le même geste clinique donnent trois décomptes différents, et aucune ne signale l’écart. Les deux grilles ne sont pas fausses — elles ne découpent simplement pas le même objet, la 03 suivant une tradition sémiologique francophone et la 04 la liste de StatPearls. C’est ce qu’il aurait fallu écrire.</w:t>
+      </w:r>
+    </w:p>
+    <w:p>
+      <w:pPr>
+        <w:spacing w:after="80"/>
+      </w:pPr>
+      <w:r>
+        <w:rPr>
+          <w:rFonts w:ascii="Times New Roman" w:cs="Times New Roman" w:eastAsia="Times New Roman" w:hAnsi="Times New Roman"/>
+          <w:color w:val="1F2937"/>
+          <w:sz w:val="22"/>
+          <w:szCs w:val="22"/>
+        </w:rPr>
+        <w:t xml:space="preserve">③ Une citation en français attribuée à une source anglophone, avec glissement d’objet. Version d’origine : « L’entretien psychiatrique est à la psychiatrie ce que l’examen physique est à la médecine somatique : il fournit les données objectives à partir desquelles le clinicien raisonne. — StatPearls, NCBI 2024 ». La page écrit en réalité : « The mental status examination was historically the psychiatrist’s version of the physical examination. » La comparaison porte sur le MSE et non sur l’entretien, et la seconde moitié de la phrase n’existe pas. La citation authentique a remplacé la reformulation.</w:t>
+      </w:r>
+    </w:p>
+    <w:p>
+      <w:pPr>
+        <w:spacing w:after="80"/>
+      </w:pPr>
+      <w:r>
+        <w:rPr>
+          <w:rFonts w:ascii="Times New Roman" w:cs="Times New Roman" w:eastAsia="Times New Roman" w:hAnsi="Times New Roman"/>
+          <w:color w:val="1F2937"/>
+          <w:sz w:val="22"/>
+          <w:szCs w:val="22"/>
+        </w:rPr>
+        <w:t xml:space="preserve">④ Un code de classification tiré d’une source jamais lisible. Le corrigé de l’exercice 1 donnait « CIM-11 : 6A60.2 » pour un épisode maniaque avec caractéristiques psychotiques. Ce code n’a pas pu être vérifié : icd.who.int répond 200 en ne délivrant que 559 caractères de menus, et l’API de l’OMS exige un jeton. Un code de nomenclature est exactement le type de donnée qu’un cadre recopie dans un écrit sans la revérifier. Il est retiré, et la leçon dit désormais d’aller le chercher à la source.</w:t>
+      </w:r>
+    </w:p>
+    <w:p>
+      <w:pPr>
+        <w:spacing w:after="80"/>
+      </w:pPr>
+      <w:r>
+        <w:rPr>
+          <w:rFonts w:ascii="Times New Roman" w:cs="Times New Roman" w:eastAsia="Times New Roman" w:hAnsi="Times New Roman"/>
+          <w:color w:val="1F2937"/>
+          <w:sz w:val="22"/>
+          <w:szCs w:val="22"/>
+        </w:rPr>
+        <w:t xml:space="preserve">⑤ Le pont professionnel invoquait la HAS sans la nommer : « la RBPP “Qualité de vie en ESSMS” et les recommandations sur l’accompagnement des personnes avec TDI ». Titre approximatif, aucune date, référence collective. Reformulé sans invoquer d’autorité. À noter : la règle qui l’interdit date du 27/08/2026, postérieure à cette leçon.</w:t>
+      </w:r>
+    </w:p>
+    <w:p>
+      <w:pPr>
+        <w:spacing w:after="80"/>
+      </w:pPr>
+      <w:r>
+        <w:rPr>
+          <w:rFonts w:ascii="Times New Roman" w:cs="Times New Roman" w:eastAsia="Times New Roman" w:hAnsi="Times New Roman"/>
+          <w:color w:val="1F2937"/>
+          <w:sz w:val="22"/>
+          <w:szCs w:val="22"/>
+        </w:rPr>
+        <w:t xml:space="preserve">Vérifié lors de la relecture et inchangé : le modèle de l’alliance thérapeutique de Bordin et ses trois dimensions — accord sur les objectifs, accord sur les tâches, lien —, correctement daté de 1979 ; la structure de l’entretien psychiatrique initial ; le contenu des onze lignes du tableau du MSE, conforme à StatPearls ; la distinction humeur / affect ; la note déontologique qui réserve le MSE aux professionnels de santé ; et l’exercice 3 sur les deux extraits d’entretien, qui est le mieux construit de la leçon. Le second exercice mérite d’être signalé : il demande de traduire chaque domaine en observation légitime pour un éducateur, et donne le bon contre-exemple — « M. X a tenu des propos décousus » plutôt que « M. X présente une fuite des idées ». C’est exactement le geste que ce parcours doit transmettre.</w:t>
       </w:r>
     </w:p>
     <w:sectPr>

--- a/livrables/lecons/2026-07-06_lecon-psychopathologie_04_entretien-clinique-examen-etat-mental.docx
+++ b/livrables/lecons/2026-07-06_lecon-psychopathologie_04_entretien-clinique-examen-etat-mental.docx
@@ -2786,6 +2786,68 @@
     </w:p>
     <w:p>
       <w:pPr>
+        <w:pStyle w:val="ListParagraph"/>
+        <w:numPr>
+          <w:ilvl w:val="0"/>
+          <w:numId w:val="1"/>
+        </w:numPr>
+        <w:spacing w:after="60" w:before="60"/>
+      </w:pPr>
+      <w:hyperlink w:history="1" r:id="rIdcim11oms20260911">
+        <w:r>
+          <w:rPr>
+            <w:rFonts w:ascii="Times New Roman" w:cs="Times New Roman" w:eastAsia="Times New Roman" w:hAnsi="Times New Roman"/>
+            <w:color w:val="1155CC"/>
+            <w:sz w:val="22"/>
+            <w:szCs w:val="22"/>
+            <w:u w:val="single"/>
+          </w:rPr>
+          <w:t xml:space="preserve">CIM-11 (OMS) — Classification internationale des maladies, 11ᵉ révision</w:t>
+        </w:r>
+      </w:hyperlink>
+      <w:r>
+        <w:rPr>
+          <w:rFonts w:ascii="Times New Roman" w:cs="Times New Roman" w:eastAsia="Times New Roman" w:hAnsi="Times New Roman"/>
+          <w:color w:val="1F2937"/>
+          <w:sz w:val="22"/>
+          <w:szCs w:val="22"/>
+        </w:rPr>
+        <w:t xml:space="preserve"> — la classification elle-même, en français, sur le site de l'OMS. Vérifiée le 11/09/2026 : HTTP 200. ⚠️ La page est une APPLICATION rendue côté navigateur : elle ne sert que 808 caractères de texte au téléchargement direct. Elle donne accès à la classification, elle ne se cite pas comme une page de contenu. AJOUTÉE LE 11/09/2026 : cette classification était nommée dans le corps de la leçon sans aucune adresse.</w:t>
+      </w:r>
+    </w:p>
+    <w:p>
+      <w:pPr>
+        <w:pStyle w:val="ListParagraph"/>
+        <w:numPr>
+          <w:ilvl w:val="0"/>
+          <w:numId w:val="1"/>
+        </w:numPr>
+        <w:spacing w:after="60" w:before="60"/>
+      </w:pPr>
+      <w:hyperlink w:history="1" r:id="rIddsmapa20260911">
+        <w:r>
+          <w:rPr>
+            <w:rFonts w:ascii="Times New Roman" w:cs="Times New Roman" w:eastAsia="Times New Roman" w:hAnsi="Times New Roman"/>
+            <w:color w:val="1155CC"/>
+            <w:sz w:val="22"/>
+            <w:szCs w:val="22"/>
+            <w:u w:val="single"/>
+          </w:rPr>
+          <w:t xml:space="preserve">DSM-5-TR (American Psychiatric Association) — page officielle du manuel</w:t>
+        </w:r>
+      </w:hyperlink>
+      <w:r>
+        <w:rPr>
+          <w:rFonts w:ascii="Times New Roman" w:cs="Times New Roman" w:eastAsia="Times New Roman" w:hAnsi="Times New Roman"/>
+          <w:color w:val="1F2937"/>
+          <w:sz w:val="22"/>
+          <w:szCs w:val="22"/>
+        </w:rPr>
+        <w:t xml:space="preserve"> — l'éditeur du DSM, qui décrit le manuel, ses révisions et la différence entre DSM-5 et DSM-5-TR. Vérifiée le 11/09/2026 : HTTP 200, 21 859 caractères utiles, « DSM-5-TR » y figure 19 fois. AJOUTÉE LE 11/09/2026 : cette classification était nommée dans le corps de la leçon sans aucune adresse.</w:t>
+      </w:r>
+    </w:p>
+    <w:p>
+      <w:pPr>
         <w:spacing w:after="120" w:before="120"/>
       </w:pPr>
       <w:r>
@@ -3041,6 +3103,103 @@
           <w:szCs w:val="22"/>
         </w:rPr>
         <w:t xml:space="preserve">⑤ Le pont professionnel invoquait la HAS sans la nommer : « la RBPP “Qualité de vie en ESSMS” et les recommandations sur l’accompagnement des personnes avec TDI ». Titre approximatif, aucune date, référence collective. Reformulé sans invoquer d’autorité. À noter : la règle qui l’interdit date du 27/08/2026, postérieure à cette leçon.</w:t>
+      </w:r>
+    </w:p>
+    <w:p>
+      <w:pPr>
+        <w:pBdr>
+          <w:bottom w:val="single" w:color="1B3A6B" w:sz="6"/>
+        </w:pBdr>
+        <w:spacing w:after="120" w:before="360"/>
+      </w:pPr>
+      <w:r>
+        <w:rPr>
+          <w:rFonts w:ascii="Times New Roman" w:cs="Times New Roman" w:eastAsia="Times New Roman" w:hAnsi="Times New Roman"/>
+          <w:b/>
+          <w:bCs/>
+          <w:color w:val="1B3A6B"/>
+          <w:sz w:val="30"/>
+          <w:szCs w:val="30"/>
+        </w:rPr>
+        <w:t xml:space="preserve">📝 Journal des corrections — 11 septembre 2026</w:t>
+      </w:r>
+    </w:p>
+    <w:p>
+      <w:pPr>
+        <w:pStyle w:val="ListParagraph"/>
+        <w:numPr>
+          <w:ilvl w:val="0"/>
+          <w:numId w:val="1"/>
+        </w:numPr>
+        <w:spacing w:after="60" w:before="60"/>
+      </w:pPr>
+      <w:r>
+        <w:rPr>
+          <w:rFonts w:ascii="Times New Roman" w:cs="Times New Roman" w:eastAsia="Times New Roman" w:hAnsi="Times New Roman"/>
+          <w:b/>
+          <w:bCs/>
+          <w:color w:val="1F2937"/>
+          <w:sz w:val="22"/>
+          <w:szCs w:val="22"/>
+        </w:rPr>
+        <w:t xml:space="preserve">Relue le 11/09/2026 par le test d'attribution des pages, passé sur les 135 leçons du dépôt. UNE correction.</w:t>
+      </w:r>
+    </w:p>
+    <w:p>
+      <w:pPr>
+        <w:pStyle w:val="ListParagraph"/>
+        <w:numPr>
+          <w:ilvl w:val="0"/>
+          <w:numId w:val="1"/>
+        </w:numPr>
+        <w:spacing w:after="60" w:before="60"/>
+      </w:pPr>
+      <w:r>
+        <w:rPr>
+          <w:rFonts w:ascii="Times New Roman" w:cs="Times New Roman" w:eastAsia="Times New Roman" w:hAnsi="Times New Roman"/>
+          <w:color w:val="1F2937"/>
+          <w:sz w:val="22"/>
+          <w:szCs w:val="22"/>
+        </w:rPr>
+        <w:t xml:space="preserve">① Une nosographie était nommée sans adresse. Cette leçon invoque CIM-11, DSM-5 / DSM-5-TR dans son corps sans qu'aucune adresse ne figure dans ses ressources. Ce sont pourtant les instruments qui fondent ses catégories : un lecteur voulant savoir laquelle des deux classifications dit quoi — et elles divergent, notamment sur les troubles de la personnalité — devait la chercher lui-même. Le défaut est répandu dans le parcours : HUIT leçons sur quinze nommaient au moins une nosographie sans adresse — DSM-5-TR dans cinq, CIM-11 dans trois, CIM-10 dans deux, DSM-5 dans deux.</w:t>
+      </w:r>
+    </w:p>
+    <w:p>
+      <w:pPr>
+        <w:pStyle w:val="ListParagraph"/>
+        <w:numPr>
+          <w:ilvl w:val="0"/>
+          <w:numId w:val="1"/>
+        </w:numPr>
+        <w:spacing w:after="60" w:before="60"/>
+      </w:pPr>
+      <w:r>
+        <w:rPr>
+          <w:rFonts w:ascii="Times New Roman" w:cs="Times New Roman" w:eastAsia="Times New Roman" w:hAnsi="Times New Roman"/>
+          <w:color w:val="1F2937"/>
+          <w:sz w:val="22"/>
+          <w:szCs w:val="22"/>
+        </w:rPr>
+        <w:t xml:space="preserve">À ne pas confondre avec les quatre leçons — 02, 05, 09 et 11 — qui nommaient déjà leur classification dans le LIBELLÉ d'une ressource, à côté du lien : celles-là n'avaient aucun défaut et n'ont pas été touchées. Une première version de ce contrôle les avait signalées à tort, parce qu'elle ne cherchait le nom de la nosographie que dans l'URL — or ni icd.who.int/fr ni l'adresse de l'APA ne contiennent la chaîne cherchée. Le contrôle regarde désormais tout le texte de la section Ressources.</w:t>
+      </w:r>
+    </w:p>
+    <w:p>
+      <w:pPr>
+        <w:pStyle w:val="ListParagraph"/>
+        <w:numPr>
+          <w:ilvl w:val="0"/>
+          <w:numId w:val="1"/>
+        </w:numPr>
+        <w:spacing w:after="60" w:before="60"/>
+      </w:pPr>
+      <w:r>
+        <w:rPr>
+          <w:rFonts w:ascii="Times New Roman" w:cs="Times New Roman" w:eastAsia="Times New Roman" w:hAnsi="Times New Roman"/>
+          <w:color w:val="1F2937"/>
+          <w:sz w:val="22"/>
+          <w:szCs w:val="22"/>
+        </w:rPr>
+        <w:t xml:space="preserve">Ce qui a été fait. Les adresses officielles sont ajoutées, testées le 11/09/2026 : icd.who.int/fr pour la CIM-11, icd.who.int/browse10/2019/en pour la CIM-10 (3 612 caractères utiles), psychiatry.org/psychiatrists/practice/dsm pour le DSM (21 859 caractères, où « DSM-5-TR » figure dix-neuf fois). Une réserve écrite plutôt que tue : le navigateur de la CIM-11 est une application rendue côté client, qui ne sert que 808 caractères au téléchargement direct — elle donne accès à la classification, elle ne se cite pas comme une page de contenu.</w:t>
       </w:r>
     </w:p>
     <w:p>
